--- a/4_Aufbaumodule/A2_Kryptologie/A2_Musterlösung.docx
+++ b/4_Aufbaumodule/A2_Kryptologie/A2_Musterlösung.docx
@@ -3097,13 +3097,324 @@
         <w:t>STELLEN</w:t>
       </w:r>
     </w:p>
+    <w:p>
+      <w:pPr>
+        <w:ind w:left="567" w:right="480"/>
+      </w:pPr>
+    </w:p>
+    <w:p>
+      <w:pPr>
+        <w:pStyle w:val="berschrift1"/>
+      </w:pPr>
+      <w:r>
+        <w:t>A2.13 Datenschutz und Datensicherheit</w:t>
+      </w:r>
+    </w:p>
+    <w:p>
+      <w:pPr>
+        <w:jc w:val="both"/>
+      </w:pPr>
+      <w:r>
+        <w:t>Formuliere eine Chat-Nachricht an Ada, in der du ihre Frage beantwortets. Dafür solltest du auf die folgenden Punkte eingehen:</w:t>
+      </w:r>
+    </w:p>
+    <w:p>
+      <w:pPr>
+        <w:pStyle w:val="Listenabsatz"/>
+        <w:numPr>
+          <w:ilvl w:val="0"/>
+          <w:numId w:val="30"/>
+        </w:numPr>
+      </w:pPr>
+      <w:r>
+        <w:t>Recherchiere was unter personenbezogenen Daten zu verstehen ist und überlege inwiefern diese auf einem Personalausweiß zu finden sind.</w:t>
+      </w:r>
+    </w:p>
+    <w:p>
+      <w:pPr>
+        <w:pStyle w:val="Listenabsatz"/>
+        <w:rPr>
+          <w:i/>
+        </w:rPr>
+      </w:pPr>
+      <w:r>
+        <w:rPr>
+          <w:i/>
+        </w:rPr>
+        <w:t>„Personenbezogene Daten sind alle Informationen, die sich auf die identifiziert oder identifizirbare Perosn beziehen“ (</w:t>
+      </w:r>
+      <w:hyperlink r:id="rId8" w:history="1">
+        <w:r>
+          <w:rPr>
+            <w:rStyle w:val="Hyperlink"/>
+            <w:i/>
+          </w:rPr>
+          <w:t>https://commission.europa.eu/law/law-topic/data-protection/reform/what-personal-data_de</w:t>
+        </w:r>
+      </w:hyperlink>
+      <w:r>
+        <w:rPr>
+          <w:i/>
+        </w:rPr>
+        <w:t xml:space="preserve">) </w:t>
+      </w:r>
+    </w:p>
+    <w:p>
+      <w:pPr>
+        <w:pStyle w:val="Listenabsatz"/>
+        <w:rPr>
+          <w:rFonts w:ascii="Symbol" w:hAnsi="Symbol"/>
+          <w:i/>
+        </w:rPr>
+      </w:pPr>
+      <w:r>
+        <w:rPr>
+          <w:rFonts w:ascii="Symbol" w:hAnsi="Symbol"/>
+          <w:i/>
+        </w:rPr>
+        <w:t>B</w:t>
+      </w:r>
+      <w:r>
+        <w:rPr>
+          <w:i/>
+        </w:rPr>
+        <w:t xml:space="preserve">eispiel für Personenbezogenen Daten sind: Name und Vorname, Adresse, Ausweisnummer etc. </w:t>
+      </w:r>
+    </w:p>
+    <w:p>
+      <w:pPr>
+        <w:pStyle w:val="Listenabsatz"/>
+        <w:numPr>
+          <w:ilvl w:val="0"/>
+          <w:numId w:val="30"/>
+        </w:numPr>
+      </w:pPr>
+      <w:r>
+        <w:t>Finde herraus inwiefern es erlaubt ist personenbezogenen Daten zu verarbeiten und welche Normen und oder Gesetztestexte hierbei eine Rolle Spielen.</w:t>
+      </w:r>
+    </w:p>
+    <w:p>
+      <w:pPr>
+        <w:pStyle w:val="Listenabsatz"/>
+        <w:rPr>
+          <w:i/>
+        </w:rPr>
+      </w:pPr>
+      <w:r>
+        <w:rPr>
+          <w:i/>
+        </w:rPr>
+        <w:t>Laut DSGVO ist die Verarbeitung von personenbezogenen Daten grundsätzlich verboten (Art. 6 DSGVO)</w:t>
+      </w:r>
+    </w:p>
+    <w:p>
+      <w:pPr>
+        <w:pStyle w:val="Listenabsatz"/>
+        <w:rPr>
+          <w:i/>
+        </w:rPr>
+      </w:pPr>
+      <w:r>
+        <w:rPr>
+          <w:i/>
+        </w:rPr>
+        <w:t>Je nach Bundesland sind weitere Normen und oder Gesezestexte erlassen die dem Datenschutz und der Datensicherheit dienen</w:t>
+      </w:r>
+    </w:p>
+    <w:p>
+      <w:pPr>
+        <w:pStyle w:val="Listenabsatz"/>
+        <w:numPr>
+          <w:ilvl w:val="0"/>
+          <w:numId w:val="30"/>
+        </w:numPr>
+      </w:pPr>
+      <w:r>
+        <w:t>Erkläre den Unterschied zwischen Datenschutz und Datensicherheit.</w:t>
+      </w:r>
+    </w:p>
+    <w:p>
+      <w:pPr>
+        <w:pStyle w:val="Listenabsatz"/>
+        <w:rPr>
+          <w:i/>
+        </w:rPr>
+      </w:pPr>
+      <w:r>
+        <w:rPr>
+          <w:i/>
+        </w:rPr>
+        <w:t>Datenschutz: Schutz von personenbezogenen Daten</w:t>
+      </w:r>
+    </w:p>
+    <w:p>
+      <w:pPr>
+        <w:pStyle w:val="Listenabsatz"/>
+        <w:rPr>
+          <w:i/>
+        </w:rPr>
+      </w:pPr>
+      <w:r>
+        <w:rPr>
+          <w:i/>
+        </w:rPr>
+        <w:t>Datensicherheit: Schutz von allen Informationen und Daten hinsichtlich Vertraulichkeit, Verfügbarkeit und Vollständigkeit</w:t>
+      </w:r>
+    </w:p>
+    <w:p>
+      <w:pPr>
+        <w:pStyle w:val="Listenabsatz"/>
+        <w:rPr>
+          <w:i/>
+        </w:rPr>
+      </w:pPr>
+      <w:r>
+        <w:rPr>
+          <w:i/>
+        </w:rPr>
+        <w:t xml:space="preserve"> (IT-Grundschutz-Kompedium: </w:t>
+      </w:r>
+      <w:r>
+        <w:rPr>
+          <w:i/>
+        </w:rPr>
+        <w:fldChar w:fldCharType="begin"/>
+      </w:r>
+      <w:ins w:id="0" w:author="I E" w:date="2023-03-31T15:27:00Z">
+        <w:r>
+          <w:rPr>
+            <w:i/>
+          </w:rPr>
+          <w:instrText xml:space="preserve"> HYPERLINK "</w:instrText>
+        </w:r>
+      </w:ins>
+      <w:r>
+        <w:rPr>
+          <w:i/>
+        </w:rPr>
+        <w:instrText>https://www.bsi.bund.de/DE/Themen/Unternehmen-und-Organisationen/Standards-und-Zertifizierung/IT-Grundschutz/IT-Grundschutz-Kompendium/it-grundschutz-kompendium_node.html</w:instrText>
+      </w:r>
+      <w:ins w:id="1" w:author="I E" w:date="2023-03-31T15:27:00Z">
+        <w:r>
+          <w:rPr>
+            <w:i/>
+          </w:rPr>
+          <w:instrText xml:space="preserve">" </w:instrText>
+        </w:r>
+      </w:ins>
+      <w:r>
+        <w:rPr>
+          <w:i/>
+        </w:rPr>
+        <w:fldChar w:fldCharType="separate"/>
+      </w:r>
+      <w:r>
+        <w:rPr>
+          <w:rStyle w:val="Hyperlink"/>
+          <w:i/>
+        </w:rPr>
+        <w:t>https://www.bsi.bund.de/DE/Themen/Unternehmen-und-Organisationen/Standards-und-Zertifizierung/IT-Gr</w:t>
+      </w:r>
+      <w:r>
+        <w:rPr>
+          <w:rStyle w:val="Hyperlink"/>
+          <w:i/>
+        </w:rPr>
+        <w:t>u</w:t>
+      </w:r>
+      <w:r>
+        <w:rPr>
+          <w:rStyle w:val="Hyperlink"/>
+          <w:i/>
+        </w:rPr>
+        <w:t>ndschutz/IT-Grundschutz-Kompendium/it-grundschutz-kompendium_node.html</w:t>
+      </w:r>
+      <w:r>
+        <w:rPr>
+          <w:i/>
+        </w:rPr>
+        <w:fldChar w:fldCharType="end"/>
+      </w:r>
+      <w:r>
+        <w:rPr>
+          <w:i/>
+        </w:rPr>
+        <w:t xml:space="preserve"> </w:t>
+      </w:r>
+      <w:r>
+        <w:rPr>
+          <w:i/>
+        </w:rPr>
+        <w:t xml:space="preserve"> )</w:t>
+      </w:r>
+    </w:p>
+    <w:p>
+      <w:pPr>
+        <w:pStyle w:val="Listenabsatz"/>
+        <w:numPr>
+          <w:ilvl w:val="0"/>
+          <w:numId w:val="30"/>
+        </w:numPr>
+      </w:pPr>
+      <w:r>
+        <w:lastRenderedPageBreak/>
+        <w:t>Überlege dir welche Folgen es haben könnte, wenn Ada ihren Personalausweiß öffentliche in ihrer in ihrer Story postet.</w:t>
+      </w:r>
+    </w:p>
+    <w:p>
+      <w:pPr>
+        <w:pStyle w:val="WF-Listenabsatz-1-facherZeilenabstand"/>
+        <w:ind w:left="1134"/>
+      </w:pPr>
+      <w:r>
+        <w:t xml:space="preserve">Dritte/ andere Personen könnten ihre Daten missbrauchen und sich als Ada ausgeben, Konten eröffnen, etc. </w:t>
+      </w:r>
+      <w:r>
+        <w:rPr>
+          <w:i/>
+        </w:rPr>
+        <w:t>(Datendiebstahl)</w:t>
+      </w:r>
+    </w:p>
+    <w:p>
+      <w:pPr>
+        <w:pStyle w:val="WF-Listenabsatz-1-facherZeilenabstand"/>
+        <w:ind w:left="1134"/>
+      </w:pPr>
+      <w:r>
+        <w:t xml:space="preserve">Es könnte ggf. von ihren angegeben Daten auf Passwörter geschlossen werden </w:t>
+      </w:r>
+    </w:p>
+    <w:p>
+      <w:pPr>
+        <w:pStyle w:val="WF-Listenabsatz-1-facherZeilenabstand"/>
+        <w:ind w:left="1134"/>
+      </w:pPr>
+      <w:r>
+        <w:t>Ihre Daten könnten im Darknet angeboten werden und dann für illegales genutzt werden</w:t>
+      </w:r>
+    </w:p>
+    <w:p>
+      <w:pPr>
+        <w:pStyle w:val="WF-Listenabsatz-1-facherZeilenabstand"/>
+        <w:ind w:left="1134"/>
+      </w:pPr>
+      <w:r>
+        <w:t>….</w:t>
+      </w:r>
+    </w:p>
+    <w:p>
+      <w:pPr>
+        <w:ind w:left="567" w:right="480"/>
+      </w:pPr>
+    </w:p>
     <w:sectPr>
-      <w:headerReference w:type="even" r:id="rId8"/>
-      <w:headerReference w:type="default" r:id="rId9"/>
-      <w:footerReference w:type="even" r:id="rId10"/>
-      <w:footerReference w:type="default" r:id="rId11"/>
-      <w:headerReference w:type="first" r:id="rId12"/>
-      <w:footerReference w:type="first" r:id="rId13"/>
+      <w:headerReference w:type="even" r:id="rId9"/>
+      <w:headerReference w:type="default" r:id="rId10"/>
+      <w:footerReference w:type="even" r:id="rId11"/>
+      <w:footerReference w:type="default" r:id="rId12"/>
+      <w:headerReference w:type="first" r:id="rId13"/>
+      <w:footerReference w:type="first" r:id="rId14"/>
       <w:pgSz w:w="11906" w:h="16838"/>
       <w:pgMar w:top="1134" w:right="1531" w:bottom="1276" w:left="1531" w:header="284" w:footer="284" w:gutter="0"/>
       <w:cols w:space="708"/>
@@ -3449,7 +3760,7 @@
         </mc:Choice>
         <mc:Fallback>
           <w:pict>
-            <v:line w14:anchorId="18015D00" id="Gerade Verbindung 26" o:spid="_x0000_s1026" style="position:absolute;z-index:251657216;visibility:visible;mso-wrap-style:square;mso-width-percent:0;mso-wrap-distance-left:9pt;mso-wrap-distance-top:0;mso-wrap-distance-right:9pt;mso-wrap-distance-bottom:0;mso-position-horizontal:absolute;mso-position-horizontal-relative:text;mso-position-vertical:absolute;mso-position-vertical-relative:text;mso-width-percent:0;mso-width-relative:margin" from=".55pt,-9pt" to="441.8pt,-9pt" o:gfxdata="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" strokecolor="#538135 [2409]" strokeweight="3pt">
+            <v:line w14:anchorId="16505CA2" id="Gerade Verbindung 26" o:spid="_x0000_s1026" style="position:absolute;z-index:251657216;visibility:visible;mso-wrap-style:square;mso-width-percent:0;mso-wrap-distance-left:9pt;mso-wrap-distance-top:0;mso-wrap-distance-right:9pt;mso-wrap-distance-bottom:0;mso-position-horizontal:absolute;mso-position-horizontal-relative:text;mso-position-vertical:absolute;mso-position-vertical-relative:text;mso-width-percent:0;mso-width-relative:margin" from=".55pt,-9pt" to="441.8pt,-9pt" o:gfxdata="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" strokecolor="#538135 [2409]" strokeweight="3pt">
               <v:stroke joinstyle="miter"/>
             </v:line>
           </w:pict>
@@ -3932,6 +4243,95 @@
 <file path=word/numbering.xml><?xml version="1.0" encoding="utf-8"?>
 <w:numbering xmlns:wpc="http://schemas.microsoft.com/office/word/2010/wordprocessingCanvas" xmlns:cx="http://schemas.microsoft.com/office/drawing/2014/chartex" xmlns:cx1="http://schemas.microsoft.com/office/drawing/2015/9/8/chartex" xmlns:cx2="http://schemas.microsoft.com/office/drawing/2015/10/21/chartex" xmlns:cx3="http://schemas.microsoft.com/office/drawing/2016/5/9/chartex" xmlns:cx4="http://schemas.microsoft.com/office/drawing/2016/5/10/chartex" xmlns:cx5="http://schemas.microsoft.com/office/drawing/2016/5/11/chartex" xmlns:cx6="http://schemas.microsoft.com/office/drawing/2016/5/12/chartex" xmlns:cx7="http://schemas.microsoft.com/office/drawing/2016/5/13/chartex" xmlns:cx8="http://schemas.microsoft.com/office/drawing/2016/5/14/chartex" xmlns:mc="http://schemas.openxmlformats.org/markup-compatibility/2006" xmlns:aink="http://schemas.microsoft.com/office/drawing/2016/ink" xmlns:am3d="http://schemas.microsoft.com/office/drawing/2017/model3d" xmlns:o="urn:schemas-microsoft-com:office:office" xmlns:oel="http://schemas.microsoft.com/office/2019/extlst" xmlns:r="http://schemas.openxmlformats.org/officeDocument/2006/relationships" xmlns:m="http://schemas.openxmlformats.org/officeDocument/2006/math" xmlns:v="urn:schemas-microsoft-com:vml" xmlns:wp14="http://schemas.microsoft.com/office/word/2010/wordprocessingDrawing" xmlns:wp="http://schemas.openxmlformats.org/drawingml/2006/wordprocessingDrawing" xmlns:w10="urn:schemas-microsoft-com:office:word" xmlns:w="http://schemas.openxmlformats.org/wordprocessingml/2006/main" xmlns:w14="http://schemas.microsoft.com/office/word/2010/wordml" xmlns:w15="http://schemas.microsoft.com/office/word/2012/wordml" xmlns:w16cex="http://schemas.microsoft.com/office/word/2018/wordml/cex" xmlns:w16cid="http://schemas.microsoft.com/office/word/2016/wordml/cid" xmlns:w16="http://schemas.microsoft.com/office/word/2018/wordml" xmlns:w16sdtdh="http://schemas.microsoft.com/office/word/2020/wordml/sdtdatahash" xmlns:w16se="http://schemas.microsoft.com/office/word/2015/wordml/symex" xmlns:wpg="http://schemas.microsoft.com/office/word/2010/wordprocessingGroup" xmlns:wpi="http://schemas.microsoft.com/office/word/2010/wordprocessingInk" xmlns:wne="http://schemas.microsoft.com/office/word/2006/wordml" xmlns:wps="http://schemas.microsoft.com/office/word/2010/wordprocessingShape" mc:Ignorable="w14 w15 w16se w16cid w16 w16cex w16sdtdh wp14">
   <w:abstractNum w:abstractNumId="0" w15:restartNumberingAfterBreak="0">
+    <w:nsid w:val="00C64CC7"/>
+    <w:multiLevelType w:val="hybridMultilevel"/>
+    <w:tmpl w:val="AD5E5F00"/>
+    <w:lvl w:ilvl="0" w:tplc="04070019">
+      <w:start w:val="1"/>
+      <w:numFmt w:val="lowerLetter"/>
+      <w:lvlText w:val="%1."/>
+      <w:lvlJc w:val="left"/>
+      <w:pPr>
+        <w:ind w:left="720" w:hanging="360"/>
+      </w:pPr>
+    </w:lvl>
+    <w:lvl w:ilvl="1" w:tplc="04070001">
+      <w:start w:val="1"/>
+      <w:numFmt w:val="bullet"/>
+      <w:lvlText w:val=""/>
+      <w:lvlJc w:val="left"/>
+      <w:pPr>
+        <w:ind w:left="720" w:hanging="360"/>
+      </w:pPr>
+      <w:rPr>
+        <w:rFonts w:ascii="Symbol" w:hAnsi="Symbol" w:hint="default"/>
+      </w:rPr>
+    </w:lvl>
+    <w:lvl w:ilvl="2" w:tplc="0407001B">
+      <w:start w:val="1"/>
+      <w:numFmt w:val="lowerRoman"/>
+      <w:lvlText w:val="%3."/>
+      <w:lvlJc w:val="right"/>
+      <w:pPr>
+        <w:ind w:left="2160" w:hanging="180"/>
+      </w:pPr>
+    </w:lvl>
+    <w:lvl w:ilvl="3" w:tplc="0407000F" w:tentative="1">
+      <w:start w:val="1"/>
+      <w:numFmt w:val="decimal"/>
+      <w:lvlText w:val="%4."/>
+      <w:lvlJc w:val="left"/>
+      <w:pPr>
+        <w:ind w:left="2880" w:hanging="360"/>
+      </w:pPr>
+    </w:lvl>
+    <w:lvl w:ilvl="4" w:tplc="04070019" w:tentative="1">
+      <w:start w:val="1"/>
+      <w:numFmt w:val="lowerLetter"/>
+      <w:lvlText w:val="%5."/>
+      <w:lvlJc w:val="left"/>
+      <w:pPr>
+        <w:ind w:left="3600" w:hanging="360"/>
+      </w:pPr>
+    </w:lvl>
+    <w:lvl w:ilvl="5" w:tplc="0407001B" w:tentative="1">
+      <w:start w:val="1"/>
+      <w:numFmt w:val="lowerRoman"/>
+      <w:lvlText w:val="%6."/>
+      <w:lvlJc w:val="right"/>
+      <w:pPr>
+        <w:ind w:left="4320" w:hanging="180"/>
+      </w:pPr>
+    </w:lvl>
+    <w:lvl w:ilvl="6" w:tplc="0407000F" w:tentative="1">
+      <w:start w:val="1"/>
+      <w:numFmt w:val="decimal"/>
+      <w:lvlText w:val="%7."/>
+      <w:lvlJc w:val="left"/>
+      <w:pPr>
+        <w:ind w:left="5040" w:hanging="360"/>
+      </w:pPr>
+    </w:lvl>
+    <w:lvl w:ilvl="7" w:tplc="04070019" w:tentative="1">
+      <w:start w:val="1"/>
+      <w:numFmt w:val="lowerLetter"/>
+      <w:lvlText w:val="%8."/>
+      <w:lvlJc w:val="left"/>
+      <w:pPr>
+        <w:ind w:left="5760" w:hanging="360"/>
+      </w:pPr>
+    </w:lvl>
+    <w:lvl w:ilvl="8" w:tplc="0407001B" w:tentative="1">
+      <w:start w:val="1"/>
+      <w:numFmt w:val="lowerRoman"/>
+      <w:lvlText w:val="%9."/>
+      <w:lvlJc w:val="right"/>
+      <w:pPr>
+        <w:ind w:left="6480" w:hanging="180"/>
+      </w:pPr>
+    </w:lvl>
+  </w:abstractNum>
+  <w:abstractNum w:abstractNumId="1" w15:restartNumberingAfterBreak="0">
     <w:nsid w:val="12EA4CCC"/>
     <w:multiLevelType w:val="hybridMultilevel"/>
     <w:tmpl w:val="F434F304"/>
@@ -4044,7 +4444,7 @@
       </w:rPr>
     </w:lvl>
   </w:abstractNum>
-  <w:abstractNum w:abstractNumId="1" w15:restartNumberingAfterBreak="0">
+  <w:abstractNum w:abstractNumId="2" w15:restartNumberingAfterBreak="0">
     <w:nsid w:val="132C2579"/>
     <w:multiLevelType w:val="hybridMultilevel"/>
     <w:tmpl w:val="958473D4"/>
@@ -4130,7 +4530,7 @@
       </w:pPr>
     </w:lvl>
   </w:abstractNum>
-  <w:abstractNum w:abstractNumId="2" w15:restartNumberingAfterBreak="0">
+  <w:abstractNum w:abstractNumId="3" w15:restartNumberingAfterBreak="0">
     <w:nsid w:val="1482775B"/>
     <w:multiLevelType w:val="multilevel"/>
     <w:tmpl w:val="19448D2E"/>
@@ -4224,7 +4624,7 @@
       </w:pPr>
     </w:lvl>
   </w:abstractNum>
-  <w:abstractNum w:abstractNumId="3" w15:restartNumberingAfterBreak="0">
+  <w:abstractNum w:abstractNumId="4" w15:restartNumberingAfterBreak="0">
     <w:nsid w:val="179269D0"/>
     <w:multiLevelType w:val="hybridMultilevel"/>
     <w:tmpl w:val="489C0142"/>
@@ -4337,7 +4737,7 @@
       </w:rPr>
     </w:lvl>
   </w:abstractNum>
-  <w:abstractNum w:abstractNumId="4" w15:restartNumberingAfterBreak="0">
+  <w:abstractNum w:abstractNumId="5" w15:restartNumberingAfterBreak="0">
     <w:nsid w:val="1E694660"/>
     <w:multiLevelType w:val="hybridMultilevel"/>
     <w:tmpl w:val="3EDAA71A"/>
@@ -4423,7 +4823,7 @@
       </w:pPr>
     </w:lvl>
   </w:abstractNum>
-  <w:abstractNum w:abstractNumId="5" w15:restartNumberingAfterBreak="0">
+  <w:abstractNum w:abstractNumId="6" w15:restartNumberingAfterBreak="0">
     <w:nsid w:val="28E22954"/>
     <w:multiLevelType w:val="hybridMultilevel"/>
     <w:tmpl w:val="7F405272"/>
@@ -4509,7 +4909,7 @@
       </w:pPr>
     </w:lvl>
   </w:abstractNum>
-  <w:abstractNum w:abstractNumId="6" w15:restartNumberingAfterBreak="0">
+  <w:abstractNum w:abstractNumId="7" w15:restartNumberingAfterBreak="0">
     <w:nsid w:val="2B743D01"/>
     <w:multiLevelType w:val="hybridMultilevel"/>
     <w:tmpl w:val="3E12BC18"/>
@@ -4595,7 +4995,7 @@
       </w:pPr>
     </w:lvl>
   </w:abstractNum>
-  <w:abstractNum w:abstractNumId="7" w15:restartNumberingAfterBreak="0">
+  <w:abstractNum w:abstractNumId="8" w15:restartNumberingAfterBreak="0">
     <w:nsid w:val="2D457C57"/>
     <w:multiLevelType w:val="hybridMultilevel"/>
     <w:tmpl w:val="CC5A0D2A"/>
@@ -4681,7 +5081,7 @@
       </w:pPr>
     </w:lvl>
   </w:abstractNum>
-  <w:abstractNum w:abstractNumId="8" w15:restartNumberingAfterBreak="0">
+  <w:abstractNum w:abstractNumId="9" w15:restartNumberingAfterBreak="0">
     <w:nsid w:val="3BDB7D47"/>
     <w:multiLevelType w:val="hybridMultilevel"/>
     <w:tmpl w:val="2AC888AC"/>
@@ -4767,7 +5167,7 @@
       </w:pPr>
     </w:lvl>
   </w:abstractNum>
-  <w:abstractNum w:abstractNumId="9" w15:restartNumberingAfterBreak="0">
+  <w:abstractNum w:abstractNumId="10" w15:restartNumberingAfterBreak="0">
     <w:nsid w:val="3F513A6C"/>
     <w:multiLevelType w:val="hybridMultilevel"/>
     <w:tmpl w:val="05AE4448"/>
@@ -4853,7 +5253,7 @@
       </w:pPr>
     </w:lvl>
   </w:abstractNum>
-  <w:abstractNum w:abstractNumId="10" w15:restartNumberingAfterBreak="0">
+  <w:abstractNum w:abstractNumId="11" w15:restartNumberingAfterBreak="0">
     <w:nsid w:val="41A04636"/>
     <w:multiLevelType w:val="hybridMultilevel"/>
     <w:tmpl w:val="8518562E"/>
@@ -4939,7 +5339,7 @@
       </w:pPr>
     </w:lvl>
   </w:abstractNum>
-  <w:abstractNum w:abstractNumId="11" w15:restartNumberingAfterBreak="0">
+  <w:abstractNum w:abstractNumId="12" w15:restartNumberingAfterBreak="0">
     <w:nsid w:val="4EC936AE"/>
     <w:multiLevelType w:val="hybridMultilevel"/>
     <w:tmpl w:val="EE2EE726"/>
@@ -5025,7 +5425,7 @@
       </w:pPr>
     </w:lvl>
   </w:abstractNum>
-  <w:abstractNum w:abstractNumId="12" w15:restartNumberingAfterBreak="0">
+  <w:abstractNum w:abstractNumId="13" w15:restartNumberingAfterBreak="0">
     <w:nsid w:val="4FE36A9C"/>
     <w:multiLevelType w:val="hybridMultilevel"/>
     <w:tmpl w:val="7F405272"/>
@@ -5111,7 +5511,7 @@
       </w:pPr>
     </w:lvl>
   </w:abstractNum>
-  <w:abstractNum w:abstractNumId="13" w15:restartNumberingAfterBreak="0">
+  <w:abstractNum w:abstractNumId="14" w15:restartNumberingAfterBreak="0">
     <w:nsid w:val="51666CF1"/>
     <w:multiLevelType w:val="hybridMultilevel"/>
     <w:tmpl w:val="6A3A9A7A"/>
@@ -5197,7 +5597,7 @@
       </w:pPr>
     </w:lvl>
   </w:abstractNum>
-  <w:abstractNum w:abstractNumId="14" w15:restartNumberingAfterBreak="0">
+  <w:abstractNum w:abstractNumId="15" w15:restartNumberingAfterBreak="0">
     <w:nsid w:val="52637171"/>
     <w:multiLevelType w:val="hybridMultilevel"/>
     <w:tmpl w:val="46BC18C0"/>
@@ -5311,7 +5711,7 @@
       </w:rPr>
     </w:lvl>
   </w:abstractNum>
-  <w:abstractNum w:abstractNumId="15" w15:restartNumberingAfterBreak="0">
+  <w:abstractNum w:abstractNumId="16" w15:restartNumberingAfterBreak="0">
     <w:nsid w:val="54521ED2"/>
     <w:multiLevelType w:val="hybridMultilevel"/>
     <w:tmpl w:val="438EF28A"/>
@@ -5424,7 +5824,7 @@
       </w:rPr>
     </w:lvl>
   </w:abstractNum>
-  <w:abstractNum w:abstractNumId="16" w15:restartNumberingAfterBreak="0">
+  <w:abstractNum w:abstractNumId="17" w15:restartNumberingAfterBreak="0">
     <w:nsid w:val="6BD229CA"/>
     <w:multiLevelType w:val="hybridMultilevel"/>
     <w:tmpl w:val="EE2EE726"/>
@@ -5510,7 +5910,7 @@
       </w:pPr>
     </w:lvl>
   </w:abstractNum>
-  <w:abstractNum w:abstractNumId="17" w15:restartNumberingAfterBreak="0">
+  <w:abstractNum w:abstractNumId="18" w15:restartNumberingAfterBreak="0">
     <w:nsid w:val="7BAD6BEA"/>
     <w:multiLevelType w:val="hybridMultilevel"/>
     <w:tmpl w:val="7FB83AE4"/>
@@ -5597,93 +5997,104 @@
     </w:lvl>
   </w:abstractNum>
   <w:num w:numId="1" w16cid:durableId="1527404826">
+    <w:abstractNumId w:val="18"/>
+  </w:num>
+  <w:num w:numId="2" w16cid:durableId="721176870">
+    <w:abstractNumId w:val="3"/>
+  </w:num>
+  <w:num w:numId="3" w16cid:durableId="1140534976">
+    <w:abstractNumId w:val="3"/>
+  </w:num>
+  <w:num w:numId="4" w16cid:durableId="1655455507">
+    <w:abstractNumId w:val="3"/>
+  </w:num>
+  <w:num w:numId="5" w16cid:durableId="727191756">
+    <w:abstractNumId w:val="3"/>
+  </w:num>
+  <w:num w:numId="6" w16cid:durableId="237250432">
+    <w:abstractNumId w:val="3"/>
+  </w:num>
+  <w:num w:numId="7" w16cid:durableId="1760710133">
+    <w:abstractNumId w:val="3"/>
+  </w:num>
+  <w:num w:numId="8" w16cid:durableId="281612077">
+    <w:abstractNumId w:val="3"/>
+  </w:num>
+  <w:num w:numId="9" w16cid:durableId="686905184">
+    <w:abstractNumId w:val="3"/>
+  </w:num>
+  <w:num w:numId="10" w16cid:durableId="523858777">
+    <w:abstractNumId w:val="3"/>
+  </w:num>
+  <w:num w:numId="11" w16cid:durableId="1675181945">
+    <w:abstractNumId w:val="3"/>
+  </w:num>
+  <w:num w:numId="12" w16cid:durableId="1698391032">
+    <w:abstractNumId w:val="4"/>
+  </w:num>
+  <w:num w:numId="13" w16cid:durableId="1619339424">
+    <w:abstractNumId w:val="1"/>
+  </w:num>
+  <w:num w:numId="14" w16cid:durableId="1639215989">
+    <w:abstractNumId w:val="16"/>
+  </w:num>
+  <w:num w:numId="15" w16cid:durableId="258369968">
     <w:abstractNumId w:val="17"/>
   </w:num>
-  <w:num w:numId="2" w16cid:durableId="721176870">
+  <w:num w:numId="16" w16cid:durableId="1364209000">
+    <w:abstractNumId w:val="12"/>
+  </w:num>
+  <w:num w:numId="17" w16cid:durableId="539631694">
+    <w:abstractNumId w:val="3"/>
+  </w:num>
+  <w:num w:numId="18" w16cid:durableId="206182390">
+    <w:abstractNumId w:val="3"/>
+  </w:num>
+  <w:num w:numId="19" w16cid:durableId="1040861509">
+    <w:abstractNumId w:val="15"/>
+  </w:num>
+  <w:num w:numId="20" w16cid:durableId="513568243">
     <w:abstractNumId w:val="2"/>
   </w:num>
-  <w:num w:numId="3" w16cid:durableId="1140534976">
-    <w:abstractNumId w:val="2"/>
+  <w:num w:numId="21" w16cid:durableId="1941372997">
+    <w:abstractNumId w:val="8"/>
   </w:num>
-  <w:num w:numId="4" w16cid:durableId="1655455507">
-    <w:abstractNumId w:val="2"/>
+  <w:num w:numId="22" w16cid:durableId="199168889">
+    <w:abstractNumId w:val="6"/>
   </w:num>
-  <w:num w:numId="5" w16cid:durableId="727191756">
-    <w:abstractNumId w:val="2"/>
+  <w:num w:numId="23" w16cid:durableId="414858389">
+    <w:abstractNumId w:val="10"/>
   </w:num>
-  <w:num w:numId="6" w16cid:durableId="237250432">
-    <w:abstractNumId w:val="2"/>
+  <w:num w:numId="24" w16cid:durableId="493105216">
+    <w:abstractNumId w:val="5"/>
   </w:num>
-  <w:num w:numId="7" w16cid:durableId="1760710133">
-    <w:abstractNumId w:val="2"/>
+  <w:num w:numId="25" w16cid:durableId="1166559193">
+    <w:abstractNumId w:val="13"/>
   </w:num>
-  <w:num w:numId="8" w16cid:durableId="281612077">
-    <w:abstractNumId w:val="2"/>
+  <w:num w:numId="26" w16cid:durableId="906837631">
+    <w:abstractNumId w:val="11"/>
   </w:num>
-  <w:num w:numId="9" w16cid:durableId="686905184">
-    <w:abstractNumId w:val="2"/>
+  <w:num w:numId="27" w16cid:durableId="904531320">
+    <w:abstractNumId w:val="14"/>
   </w:num>
-  <w:num w:numId="10" w16cid:durableId="523858777">
-    <w:abstractNumId w:val="2"/>
+  <w:num w:numId="28" w16cid:durableId="350230574">
+    <w:abstractNumId w:val="7"/>
   </w:num>
-  <w:num w:numId="11" w16cid:durableId="1675181945">
-    <w:abstractNumId w:val="2"/>
+  <w:num w:numId="29" w16cid:durableId="1860004932">
+    <w:abstractNumId w:val="9"/>
   </w:num>
-  <w:num w:numId="12" w16cid:durableId="1698391032">
-    <w:abstractNumId w:val="3"/>
-  </w:num>
-  <w:num w:numId="13" w16cid:durableId="1619339424">
+  <w:num w:numId="30" w16cid:durableId="180706271">
     <w:abstractNumId w:val="0"/>
   </w:num>
-  <w:num w:numId="14" w16cid:durableId="1639215989">
-    <w:abstractNumId w:val="15"/>
-  </w:num>
-  <w:num w:numId="15" w16cid:durableId="258369968">
-    <w:abstractNumId w:val="16"/>
-  </w:num>
-  <w:num w:numId="16" w16cid:durableId="1364209000">
-    <w:abstractNumId w:val="11"/>
-  </w:num>
-  <w:num w:numId="17" w16cid:durableId="539631694">
-    <w:abstractNumId w:val="2"/>
-  </w:num>
-  <w:num w:numId="18" w16cid:durableId="206182390">
-    <w:abstractNumId w:val="2"/>
-  </w:num>
-  <w:num w:numId="19" w16cid:durableId="1040861509">
-    <w:abstractNumId w:val="14"/>
-  </w:num>
-  <w:num w:numId="20" w16cid:durableId="513568243">
-    <w:abstractNumId w:val="1"/>
-  </w:num>
-  <w:num w:numId="21" w16cid:durableId="1941372997">
-    <w:abstractNumId w:val="7"/>
-  </w:num>
-  <w:num w:numId="22" w16cid:durableId="199168889">
-    <w:abstractNumId w:val="5"/>
-  </w:num>
-  <w:num w:numId="23" w16cid:durableId="414858389">
-    <w:abstractNumId w:val="9"/>
-  </w:num>
-  <w:num w:numId="24" w16cid:durableId="493105216">
-    <w:abstractNumId w:val="4"/>
-  </w:num>
-  <w:num w:numId="25" w16cid:durableId="1166559193">
-    <w:abstractNumId w:val="12"/>
-  </w:num>
-  <w:num w:numId="26" w16cid:durableId="906837631">
-    <w:abstractNumId w:val="10"/>
-  </w:num>
-  <w:num w:numId="27" w16cid:durableId="904531320">
-    <w:abstractNumId w:val="13"/>
-  </w:num>
-  <w:num w:numId="28" w16cid:durableId="350230574">
-    <w:abstractNumId w:val="6"/>
-  </w:num>
-  <w:num w:numId="29" w16cid:durableId="1860004932">
-    <w:abstractNumId w:val="8"/>
-  </w:num>
 </w:numbering>
+</file>
+
+<file path=word/people.xml><?xml version="1.0" encoding="utf-8"?>
+<w15:people xmlns:wpc="http://schemas.microsoft.com/office/word/2010/wordprocessingCanvas" xmlns:cx="http://schemas.microsoft.com/office/drawing/2014/chartex" xmlns:cx1="http://schemas.microsoft.com/office/drawing/2015/9/8/chartex" xmlns:cx2="http://schemas.microsoft.com/office/drawing/2015/10/21/chartex" xmlns:cx3="http://schemas.microsoft.com/office/drawing/2016/5/9/chartex" xmlns:cx4="http://schemas.microsoft.com/office/drawing/2016/5/10/chartex" xmlns:cx5="http://schemas.microsoft.com/office/drawing/2016/5/11/chartex" xmlns:cx6="http://schemas.microsoft.com/office/drawing/2016/5/12/chartex" xmlns:cx7="http://schemas.microsoft.com/office/drawing/2016/5/13/chartex" xmlns:cx8="http://schemas.microsoft.com/office/drawing/2016/5/14/chartex" xmlns:mc="http://schemas.openxmlformats.org/markup-compatibility/2006" xmlns:aink="http://schemas.microsoft.com/office/drawing/2016/ink" xmlns:am3d="http://schemas.microsoft.com/office/drawing/2017/model3d" xmlns:o="urn:schemas-microsoft-com:office:office" xmlns:oel="http://schemas.microsoft.com/office/2019/extlst" xmlns:r="http://schemas.openxmlformats.org/officeDocument/2006/relationships" xmlns:m="http://schemas.openxmlformats.org/officeDocument/2006/math" xmlns:v="urn:schemas-microsoft-com:vml" xmlns:wp14="http://schemas.microsoft.com/office/word/2010/wordprocessingDrawing" xmlns:wp="http://schemas.openxmlformats.org/drawingml/2006/wordprocessingDrawing" xmlns:w10="urn:schemas-microsoft-com:office:word" xmlns:w="http://schemas.openxmlformats.org/wordprocessingml/2006/main" xmlns:w14="http://schemas.microsoft.com/office/word/2010/wordml" xmlns:w15="http://schemas.microsoft.com/office/word/2012/wordml" xmlns:w16cex="http://schemas.microsoft.com/office/word/2018/wordml/cex" xmlns:w16cid="http://schemas.microsoft.com/office/word/2016/wordml/cid" xmlns:w16="http://schemas.microsoft.com/office/word/2018/wordml" xmlns:w16sdtdh="http://schemas.microsoft.com/office/word/2020/wordml/sdtdatahash" xmlns:w16se="http://schemas.microsoft.com/office/word/2015/wordml/symex" xmlns:wpg="http://schemas.microsoft.com/office/word/2010/wordprocessingGroup" xmlns:wpi="http://schemas.microsoft.com/office/word/2010/wordprocessingInk" xmlns:wne="http://schemas.microsoft.com/office/word/2006/wordml" xmlns:wps="http://schemas.microsoft.com/office/word/2010/wordprocessingShape" mc:Ignorable="w14 w15 w16se w16cid w16 w16cex w16sdtdh wp14">
+  <w15:person w15:author="I E">
+    <w15:presenceInfo w15:providerId="Windows Live" w15:userId="737e4c38f599e61b"/>
+  </w15:person>
+</w15:people>
 </file>
 
 <file path=word/styles.xml><?xml version="1.0" encoding="utf-8"?>
@@ -7347,6 +7758,30 @@
       <w:lang w:eastAsia="de-DE"/>
     </w:rPr>
   </w:style>
+  <w:style w:type="character" w:styleId="NichtaufgelsteErwhnung">
+    <w:name w:val="Unresolved Mention"/>
+    <w:basedOn w:val="Absatz-Standardschriftart"/>
+    <w:uiPriority w:val="99"/>
+    <w:semiHidden/>
+    <w:unhideWhenUsed/>
+    <w:rsid w:val="00022EFE"/>
+    <w:rPr>
+      <w:color w:val="605E5C"/>
+      <w:shd w:val="clear" w:color="auto" w:fill="E1DFDD"/>
+    </w:rPr>
+  </w:style>
+  <w:style w:type="character" w:styleId="BesuchterLink">
+    <w:name w:val="FollowedHyperlink"/>
+    <w:basedOn w:val="Absatz-Standardschriftart"/>
+    <w:uiPriority w:val="99"/>
+    <w:semiHidden/>
+    <w:unhideWhenUsed/>
+    <w:rsid w:val="00022EFE"/>
+    <w:rPr>
+      <w:color w:val="954F72" w:themeColor="followedHyperlink"/>
+      <w:u w:val="single"/>
+    </w:rPr>
+  </w:style>
 </w:styles>
 </file>
 
